--- a/docs/13_demo_tooling.docx
+++ b/docs/13_demo_tooling.docx
@@ -1697,13 +1697,13 @@
     </w:p>
     <w:p>
       <w:pPr>
-        <w:pStyle w:val="ListNumber"/>
+        <w:ind w:left="510" w:hanging="340"/>
       </w:pPr>
       <w:r>
         <w:rPr>
           <w:b w:val="0"/>
         </w:rPr>
-        <w:t xml:space="preserve">Start the demo server. Create </w:t>
+        <w:t xml:space="preserve">1.  Start the demo server. Create </w:t>
       </w:r>
       <w:r>
         <w:rPr>
@@ -1838,13 +1838,13 @@
     </w:p>
     <w:p>
       <w:pPr>
-        <w:pStyle w:val="ListNumber"/>
+        <w:ind w:left="510" w:hanging="340"/>
       </w:pPr>
       <w:r>
         <w:rPr>
           <w:b w:val="0"/>
         </w:rPr>
-        <w:t xml:space="preserve">Run </w:t>
+        <w:t xml:space="preserve">2.  Run </w:t>
       </w:r>
       <w:r>
         <w:rPr>
@@ -1875,13 +1875,13 @@
     </w:p>
     <w:p>
       <w:pPr>
-        <w:pStyle w:val="ListNumber"/>
+        <w:ind w:left="510" w:hanging="340"/>
       </w:pPr>
       <w:r>
         <w:rPr>
           <w:b w:val="0"/>
         </w:rPr>
-        <w:t>Produce the phone frames. Record the web scenes once (</w:t>
+        <w:t>3.  Produce the phone frames. Record the web scenes once (</w:t>
       </w:r>
       <w:r>
         <w:rPr>
@@ -1990,13 +1990,13 @@
     </w:p>
     <w:p>
       <w:pPr>
-        <w:pStyle w:val="ListNumber"/>
+        <w:ind w:left="510" w:hanging="340"/>
       </w:pPr>
       <w:r>
         <w:rPr>
           <w:b w:val="0"/>
         </w:rPr>
-        <w:t xml:space="preserve">Make the take: </w:t>
+        <w:t xml:space="preserve">4.  Make the take: </w:t>
       </w:r>
       <w:r>
         <w:rPr>
@@ -2040,13 +2040,13 @@
     </w:p>
     <w:p>
       <w:pPr>
-        <w:pStyle w:val="ListNumber"/>
+        <w:ind w:left="510" w:hanging="340"/>
       </w:pPr>
       <w:r>
         <w:rPr>
           <w:b w:val="0"/>
         </w:rPr>
-        <w:t xml:space="preserve">Assemble: </w:t>
+        <w:t xml:space="preserve">5.  Assemble: </w:t>
       </w:r>
       <w:r>
         <w:rPr>
@@ -2064,13 +2064,13 @@
     </w:p>
     <w:p>
       <w:pPr>
-        <w:pStyle w:val="ListNumber"/>
+        <w:ind w:left="510" w:hanging="340"/>
       </w:pPr>
       <w:r>
         <w:rPr>
           <w:b w:val="0"/>
         </w:rPr>
-        <w:t xml:space="preserve">Mux the soundtrack: </w:t>
+        <w:t xml:space="preserve">6.  Mux the soundtrack: </w:t>
       </w:r>
       <w:r>
         <w:rPr>
@@ -5942,24 +5942,24 @@
     </w:p>
     <w:p>
       <w:pPr>
-        <w:pStyle w:val="ListNumber"/>
+        <w:ind w:left="510" w:hanging="340"/>
       </w:pPr>
       <w:r>
         <w:rPr>
           <w:b w:val="0"/>
         </w:rPr>
-        <w:t>Allocate a mono float buffer at 48 kHz.</w:t>
+        <w:t>1.  Allocate a mono float buffer at 48 kHz.</w:t>
       </w:r>
     </w:p>
     <w:p>
       <w:pPr>
-        <w:pStyle w:val="ListNumber"/>
+        <w:ind w:left="510" w:hanging="340"/>
       </w:pPr>
       <w:r>
         <w:rPr>
           <w:b w:val="0"/>
         </w:rPr>
-        <w:t xml:space="preserve">Place the user's voice: if </w:t>
+        <w:t xml:space="preserve">2.  Place the user's voice: if </w:t>
       </w:r>
       <w:r>
         <w:rPr>
@@ -6003,13 +6003,13 @@
     </w:p>
     <w:p>
       <w:pPr>
-        <w:pStyle w:val="ListNumber"/>
+        <w:ind w:left="510" w:hanging="340"/>
       </w:pPr>
       <w:r>
         <w:rPr>
           <w:b w:val="0"/>
         </w:rPr>
-        <w:t xml:space="preserve">Place the agent's voice: sort the logged </w:t>
+        <w:t xml:space="preserve">3.  Place the agent's voice: sort the logged </w:t>
       </w:r>
       <w:r>
         <w:rPr>
@@ -6040,13 +6040,13 @@
     </w:p>
     <w:p>
       <w:pPr>
-        <w:pStyle w:val="ListNumber"/>
+        <w:ind w:left="510" w:hanging="340"/>
       </w:pPr>
       <w:r>
         <w:rPr>
           <w:b w:val="0"/>
         </w:rPr>
-        <w:t xml:space="preserve">Emulate barge-in: </w:t>
+        <w:t xml:space="preserve">4.  Emulate barge-in: </w:t>
       </w:r>
       <w:r>
         <w:rPr>
@@ -6155,13 +6155,13 @@
     </w:p>
     <w:p>
       <w:pPr>
-        <w:pStyle w:val="ListNumber"/>
+        <w:ind w:left="510" w:hanging="340"/>
       </w:pPr>
       <w:r>
         <w:rPr>
           <w:b w:val="0"/>
         </w:rPr>
-        <w:t xml:space="preserve">Normalise so the peak is at most 0.95, write </w:t>
+        <w:t xml:space="preserve">5.  Normalise so the peak is at most 0.95, write </w:t>
       </w:r>
       <w:r>
         <w:rPr>
@@ -8721,13 +8721,13 @@
     </w:p>
     <w:p>
       <w:pPr>
-        <w:pStyle w:val="ListNumber"/>
+        <w:ind w:left="510" w:hanging="340"/>
       </w:pPr>
       <w:r>
         <w:rPr>
           <w:b w:val="0"/>
         </w:rPr>
-        <w:t xml:space="preserve">At </w:t>
+        <w:t xml:space="preserve">1.  At </w:t>
       </w:r>
       <w:r>
         <w:rPr>
@@ -8784,13 +8784,13 @@
     </w:p>
     <w:p>
       <w:pPr>
-        <w:pStyle w:val="ListNumber"/>
+        <w:ind w:left="510" w:hanging="340"/>
       </w:pPr>
       <w:r>
         <w:rPr>
           <w:b w:val="0"/>
         </w:rPr>
-        <w:t xml:space="preserve">It calls </w:t>
+        <w:t xml:space="preserve">2.  It calls </w:t>
       </w:r>
       <w:r>
         <w:rPr>
@@ -8821,8 +8821,14 @@
     </w:p>
     <w:p>
       <w:pPr>
-        <w:pStyle w:val="ListNumber"/>
+        <w:ind w:left="510" w:hanging="340"/>
       </w:pPr>
+      <w:r>
+        <w:rPr>
+          <w:b w:val="0"/>
+        </w:rPr>
+        <w:t xml:space="preserve">3.  </w:t>
+      </w:r>
       <w:r>
         <w:rPr>
           <w:rFonts w:ascii="Consolas" w:hAnsi="Consolas" w:eastAsia="Consolas"/>
@@ -8852,8 +8858,14 @@
     </w:p>
     <w:p>
       <w:pPr>
-        <w:pStyle w:val="ListNumber"/>
+        <w:ind w:left="510" w:hanging="340"/>
       </w:pPr>
+      <w:r>
+        <w:rPr>
+          <w:b w:val="0"/>
+        </w:rPr>
+        <w:t xml:space="preserve">4.  </w:t>
+      </w:r>
       <w:r>
         <w:rPr>
           <w:rFonts w:ascii="Consolas" w:hAnsi="Consolas" w:eastAsia="Consolas"/>
@@ -8896,19 +8908,25 @@
     </w:p>
     <w:p>
       <w:pPr>
-        <w:pStyle w:val="ListNumber"/>
+        <w:ind w:left="510" w:hanging="340"/>
       </w:pPr>
       <w:r>
         <w:rPr>
           <w:b w:val="0"/>
         </w:rPr>
-        <w:t>The script types "No wait, change it to Goa" into the input and presses Enter. On the server this is the correction path: the epoch is bumped, the in-flight Mumbai call is cancelled and stale results are dropped. The overlay highlights the epoch counter and shows the caption explaining it.</w:t>
+        <w:t>5.  The script types "No wait, change it to Goa" into the input and presses Enter. On the server this is the correction path: the epoch is bumped, the in-flight Mumbai call is cancelled and stale results are dropped. The overlay highlights the epoch counter and shows the caption explaining it.</w:t>
       </w:r>
     </w:p>
     <w:p>
       <w:pPr>
-        <w:pStyle w:val="ListNumber"/>
+        <w:ind w:left="510" w:hanging="340"/>
       </w:pPr>
+      <w:r>
+        <w:rPr>
+          <w:b w:val="0"/>
+        </w:rPr>
+        <w:t xml:space="preserve">6.  </w:t>
+      </w:r>
       <w:r>
         <w:rPr>
           <w:rFonts w:ascii="Consolas" w:hAnsi="Consolas" w:eastAsia="Consolas"/>
@@ -8938,13 +8956,13 @@
     </w:p>
     <w:p>
       <w:pPr>
-        <w:pStyle w:val="ListNumber"/>
+        <w:ind w:left="510" w:hanging="340"/>
       </w:pPr>
       <w:r>
         <w:rPr>
           <w:b w:val="0"/>
         </w:rPr>
-        <w:t xml:space="preserve">Everything the server sent during this scene is also in </w:t>
+        <w:t xml:space="preserve">7.  Everything the server sent during this scene is also in </w:t>
       </w:r>
       <w:r>
         <w:rPr>
@@ -9040,8 +9058,14 @@
     </w:p>
     <w:p>
       <w:pPr>
-        <w:pStyle w:val="ListNumber"/>
+        <w:ind w:left="510" w:hanging="340"/>
       </w:pPr>
+      <w:r>
+        <w:rPr>
+          <w:b w:val="0"/>
+        </w:rPr>
+        <w:t xml:space="preserve">8.  </w:t>
+      </w:r>
       <w:r>
         <w:rPr>
           <w:rFonts w:ascii="Consolas" w:hAnsi="Consolas" w:eastAsia="Consolas"/>
